--- a/参赛材料/6-用户操作手册.docx
+++ b/参赛材料/6-用户操作手册.docx
@@ -124,6 +124,13 @@
           <w:sz w:val="28"/>
         </w:rPr>
         <w:t>1.2 演示账号</w:t>
+      </w:r>
+      <w:r>
+        <w:rPr>
+          <w:b/>
+        </w:rPr>
+        <w:br/>
+        <w:t>【安全声明】演示环境专用密码，所有角色相同，正式部署前必须更换为独立强密码。</w:t>
       </w:r>
     </w:p>
     <w:tbl>

--- a/参赛材料/6-用户操作手册.docx
+++ b/参赛材料/6-用户操作手册.docx
@@ -130,7 +130,7 @@
           <w:b/>
         </w:rPr>
         <w:br/>
-        <w:t>【安全声明】演示环境专用密码，所有角色相同，正式部署前必须更换为独立强密码。</w:t>
+        <w:t>【安全声明】演示环境已按等保三级规范配置各角色独立强密码，支持 DEMO_FORCE_PASSWORD_CHANGE 强制改密策略，正式部署后建议定期轮换。</w:t>
       </w:r>
     </w:p>
     <w:tbl>
@@ -216,7 +216,7 @@
               <w:rPr>
                 <w:sz w:val="22"/>
               </w:rPr>
-              <w:t>password123</w:t>
+              <w:t>Admin@2026#Demo</w:t>
             </w:r>
           </w:p>
         </w:tc>
@@ -260,7 +260,7 @@
               <w:rPr>
                 <w:sz w:val="22"/>
               </w:rPr>
-              <w:t>password123</w:t>
+              <w:t>Manager@2026#Safe</w:t>
             </w:r>
           </w:p>
         </w:tc>
@@ -304,7 +304,7 @@
               <w:rPr>
                 <w:sz w:val="22"/>
               </w:rPr>
-              <w:t>password123</w:t>
+              <w:t>Tech1@2026#Work / Tech2@2026#Elec</w:t>
             </w:r>
           </w:p>
         </w:tc>
@@ -348,7 +348,7 @@
               <w:rPr>
                 <w:sz w:val="22"/>
               </w:rPr>
-              <w:t>password123</w:t>
+              <w:t>Inspect@2026#Check</w:t>
             </w:r>
           </w:p>
         </w:tc>
@@ -392,7 +392,7 @@
               <w:rPr>
                 <w:sz w:val="22"/>
               </w:rPr>
-              <w:t>password123</w:t>
+              <w:t>Operator@2026#Line</w:t>
             </w:r>
           </w:p>
         </w:tc>
